--- a/proposal/16_Reply_to_Brief.docx
+++ b/proposal/16_Reply_to_Brief.docx
@@ -93,7 +93,7 @@
       </w:r>
       <w:r>
         <w:rPr/>
-        <w:t xml:space="preserve"> system: it answers only from documents you have loaded, cites the document and page for every statement, and when the answer genuinely is not there, says so instead of guessing. That last behaviour matters more than it sounds.</w:t>
+        <w:t xml:space="preserve"> system: it answers only from documents you have loaded, cites the document and page for every answer, and when the answer genuinely is not there, says so instead of guessing. That last behaviour matters more than it sounds.</w:t>
       </w:r>
     </w:p>
     <w:p>
@@ -104,7 +104,7 @@
       </w:pPr>
       <w:r>
         <w:rPr/>
-        <w:t>The second system is the opposite shape. Its records and pipelines are conventional, deliberately so. What makes it unusual is your requirement that nothing goes out without a person approving it, which we have treated as a design constraint rather than a feature: there is no automated sending path anywhere in the code, not even one switched off.</w:t>
+        <w:t>The second system is the opposite shape. Its records and pipelines are conventional, deliberately so. What makes it unusual is your requirement that nothing goes out without a person approving it, which we have treated as a design constraint rather than a feature: nothing reaches a contact without a named person approving it, and reminders go only to your own staff.</w:t>
       </w:r>
     </w:p>
     <w:p>
@@ -346,7 +346,7 @@
                 <w:sz w:val="18"/>
                 <w:szCs w:val="18"/>
               </w:rPr>
-              <w:t>A structured claims ledger. Every figure, date and term is extracted into a comparable record alongside the sentence it came from, so conflicts surface across your whole document set, not just whatever a search returned. Superseded drafts are recognised, so an old version is not flagged against the final.</w:t>
+              <w:t>A structured claims ledger. Figures, dates and terms are extracted into comparable records alongside the sentence it came from, so conflicts surface across your whole document set, not just whatever a search returned. Superseded drafts are recognised, so an old version is not flagged against the final.</w:t>
             </w:r>
           </w:p>
         </w:tc>
@@ -784,7 +784,7 @@
       </w:r>
       <w:r>
         <w:rPr/>
-        <w:t xml:space="preserve"> A working structure of both systems at around week 6, and an integrated demo, including contradiction detection and the approval queue, at week 8 to 9. A pilot on your real documents from week 9, and production at around week 20. If it helps to see something sooner, we can show a clickable version on sample documents at week 4.</w:t>
+        <w:t xml:space="preserve"> A working structure of both systems at around week 6, and an integrated demo, including contradiction detection and the approval queue, at week 8 to 9. A pilot on your real documents from week 9, and production at around week 20, assuming sample documents and system access arrive in the first two weeks. If it helps to see something sooner, we can show a clickable version on sample documents at week 4.</w:t>
       </w:r>
     </w:p>
     <w:p>
@@ -806,7 +806,7 @@
       </w:r>
       <w:r>
         <w:rPr/>
-        <w:t xml:space="preserve"> A fixed fee for a short discovery, then milestone-based fixed fees through demo, pilot and production, followed by an annual managed service. Cloud and AI usage is contracted in your name and passed through at cost. During the pilot that comes to a few hundred dollars a month, which tends to surprise people.</w:t>
+        <w:t xml:space="preserve"> A fixed fee for a short discovery, then milestone-based fixed fees through demo, pilot and production, followed by an annual managed service. Cloud and AI usage is contracted in your name and passed through at cost. During the pilot that running cost comes to a few hundred dollars a month, separate from the build fees, which tends to surprise people.</w:t>
       </w:r>
     </w:p>
     <w:p>

--- a/proposal/16_Reply_to_Brief.docx
+++ b/proposal/16_Reply_to_Brief.docx
@@ -126,7 +126,7 @@
       </w:r>
       <w:r>
         <w:rPr/>
-        <w:t xml:space="preserve"> so each is usable alone but they share a single login, one list of organisations and people, one document store and one audit trail. The investor named in a contract is then the same record as the investor in your pipeline, and you never maintain two contact lists. Everything runs in your own cloud account in a GCC region, with a gateway that can route sensitive documents to a model inside the country, so residency stays a setting you control. You own the code, the accounts and the data throughout.</w:t>
+        <w:t xml:space="preserve"> so each is usable alone but they share a single login, one list of organisations and people, one document store and one audit trail. The investor named in a contract is then the same record as the investor in your pipeline, and you never maintain two contact lists. Everything runs in your own cloud account, in Malaysia (AWS and Microsoft both have regions there) or Singapore, since the Philippines has none yet. A gateway routes sensitive documents to a model in a country you name, so residency stays a setting you control. You own the code, the accounts and the data throughout.</w:t>
       </w:r>
     </w:p>
     <w:p>
@@ -462,7 +462,7 @@
                 <w:sz w:val="18"/>
                 <w:szCs w:val="18"/>
               </w:rPr>
-              <w:t>An independent grounding check reads the drafted answer back against its sources and deletes any sentence they do not support. If nothing survives, it declines. Arabic and English throughout, including scans.</w:t>
+              <w:t>An independent grounding check reads the drafted answer back against its sources and deletes any sentence they do not support. If nothing survives, it declines. It works in the languages your documents use, including scans.</w:t>
             </w:r>
           </w:p>
         </w:tc>
@@ -519,7 +519,7 @@
                 <w:sz w:val="18"/>
                 <w:szCs w:val="18"/>
               </w:rPr>
-              <w:t>A shared entity registry, so anything found in the documents can surface on the matching relationship. Pipelines and stages are configurable per category, including a GCC-specific path.</w:t>
+              <w:t>A shared entity registry, so anything found in the documents can surface on the matching relationship. Pipelines and stages are configurable per category, including a GCC path.</w:t>
             </w:r>
           </w:p>
         </w:tc>
@@ -850,7 +850,7 @@
       </w:r>
       <w:r>
         <w:rPr/>
-        <w:t xml:space="preserve"> Fifty to two hundred under NDA, mixed formats, both languages, ideally your worst scans rather than your tidiest files. This is the most useful single input, because it sets a realistic accuracy baseline instead of an optimistic one.</w:t>
+        <w:t xml:space="preserve"> Fifty to two hundred under NDA, mixed formats and languages, ideally your worst scans rather than your tidiest files. This is the most useful single input, because it sets a realistic accuracy baseline instead of an optimistic one.</w:t>
       </w:r>
     </w:p>
     <w:p>
@@ -938,7 +938,7 @@
       </w:r>
       <w:r>
         <w:rPr/>
-        <w:t xml:space="preserve"> The pipeline stages your relationship managers actually use, who should approve outreach per category, anything specific about your GCC relationships, and any existing CRM we should work alongside.</w:t>
+        <w:t xml:space="preserve"> The pipeline stages your relationship managers actually use, who should approve outreach per category, how a GCC relationship differs from one at home, and any existing CRM we should work alongside.</w:t>
       </w:r>
     </w:p>
     <w:p>
